--- a/Draft Dissertation.docx
+++ b/Draft Dissertation.docx
@@ -61,245 +61,6 @@
         <w:t>Introduction</w:t>
       </w:r>
     </w:p>
-    <w:p>
-      <w:pPr>
-        <w:pStyle w:val="DissertationBodyText"/>
-        <w:rPr>
-          <w:rStyle w:val="SubtleEmphasis"/>
-        </w:rPr>
-      </w:pPr>
-      <w:r>
-        <w:rPr>
-          <w:rStyle w:val="SubtleEmphasis"/>
-        </w:rPr>
-        <w:t>Background &amp; Motivation – why picked the topic, what is missing and problem description.</w:t>
-      </w:r>
-    </w:p>
-    <w:p>
-      <w:pPr>
-        <w:pStyle w:val="DissertationBodyText"/>
-        <w:numPr>
-          <w:ilvl w:val="0"/>
-          <w:numId w:val="2"/>
-        </w:numPr>
-        <w:rPr>
-          <w:rStyle w:val="SubtleEmphasis"/>
-        </w:rPr>
-      </w:pPr>
-      <w:r>
-        <w:rPr>
-          <w:rStyle w:val="SubtleEmphasis"/>
-        </w:rPr>
-        <w:t>Introduction to evacuation routing</w:t>
-      </w:r>
-    </w:p>
-    <w:p>
-      <w:pPr>
-        <w:pStyle w:val="DissertationBodyText"/>
-        <w:numPr>
-          <w:ilvl w:val="0"/>
-          <w:numId w:val="2"/>
-        </w:numPr>
-        <w:rPr>
-          <w:rStyle w:val="SubtleEmphasis"/>
-        </w:rPr>
-      </w:pPr>
-      <w:r>
-        <w:rPr>
-          <w:rStyle w:val="SubtleEmphasis"/>
-        </w:rPr>
-        <w:t xml:space="preserve">Cost of uncoordinated behaviour </w:t>
-      </w:r>
-    </w:p>
-    <w:p>
-      <w:pPr>
-        <w:pStyle w:val="DissertationBodyText"/>
-        <w:numPr>
-          <w:ilvl w:val="0"/>
-          <w:numId w:val="2"/>
-        </w:numPr>
-        <w:rPr>
-          <w:rStyle w:val="SubtleEmphasis"/>
-        </w:rPr>
-      </w:pPr>
-      <w:r>
-        <w:rPr>
-          <w:rStyle w:val="SubtleEmphasis"/>
-        </w:rPr>
-        <w:t>Start framing the problem i.e. what behaviour can impact evacuation routing.</w:t>
-      </w:r>
-    </w:p>
-    <w:p>
-      <w:pPr>
-        <w:pStyle w:val="DissertationBodyText"/>
-        <w:numPr>
-          <w:ilvl w:val="0"/>
-          <w:numId w:val="2"/>
-        </w:numPr>
-        <w:rPr>
-          <w:rStyle w:val="SubtleEmphasis"/>
-        </w:rPr>
-      </w:pPr>
-      <w:r>
-        <w:rPr>
-          <w:rStyle w:val="SubtleEmphasis"/>
-        </w:rPr>
-        <w:t>What situations is evacuation routing important in.</w:t>
-      </w:r>
-    </w:p>
-    <w:p>
-      <w:pPr>
-        <w:pStyle w:val="DissertationBodyText"/>
-        <w:numPr>
-          <w:ilvl w:val="0"/>
-          <w:numId w:val="2"/>
-        </w:numPr>
-        <w:rPr>
-          <w:rStyle w:val="SubtleEmphasis"/>
-        </w:rPr>
-      </w:pPr>
-      <w:r>
-        <w:rPr>
-          <w:rStyle w:val="SubtleEmphasis"/>
-        </w:rPr>
-        <w:t>Price of anarchy idea but in human perspective.</w:t>
-      </w:r>
-    </w:p>
-    <w:p>
-      <w:pPr>
-        <w:pStyle w:val="DissertationBodyText"/>
-        <w:rPr>
-          <w:rStyle w:val="SubtleEmphasis"/>
-        </w:rPr>
-      </w:pPr>
-    </w:p>
-    <w:p>
-      <w:pPr>
-        <w:pStyle w:val="DissertationBodyText"/>
-        <w:rPr>
-          <w:rStyle w:val="SubtleEmphasis"/>
-        </w:rPr>
-      </w:pPr>
-      <w:r>
-        <w:rPr>
-          <w:rStyle w:val="SubtleEmphasis"/>
-        </w:rPr>
-        <w:t>Research Questions and Objectives</w:t>
-      </w:r>
-    </w:p>
-    <w:p>
-      <w:pPr>
-        <w:pStyle w:val="DissertationBodyText"/>
-        <w:numPr>
-          <w:ilvl w:val="0"/>
-          <w:numId w:val="3"/>
-        </w:numPr>
-        <w:rPr>
-          <w:rStyle w:val="SubtleEmphasis"/>
-        </w:rPr>
-      </w:pPr>
-      <w:r>
-        <w:rPr>
-          <w:rStyle w:val="SubtleEmphasis"/>
-        </w:rPr>
-        <w:t>Main question</w:t>
-      </w:r>
-    </w:p>
-    <w:p>
-      <w:pPr>
-        <w:pStyle w:val="DissertationBodyText"/>
-        <w:numPr>
-          <w:ilvl w:val="0"/>
-          <w:numId w:val="3"/>
-        </w:numPr>
-        <w:rPr>
-          <w:rStyle w:val="SubtleEmphasis"/>
-        </w:rPr>
-      </w:pPr>
-      <w:r>
-        <w:rPr>
-          <w:rStyle w:val="SubtleEmphasis"/>
-        </w:rPr>
-        <w:t>Sub questions</w:t>
-      </w:r>
-    </w:p>
-    <w:p>
-      <w:pPr>
-        <w:pStyle w:val="DissertationBodyText"/>
-        <w:numPr>
-          <w:ilvl w:val="0"/>
-          <w:numId w:val="3"/>
-        </w:numPr>
-        <w:rPr>
-          <w:rStyle w:val="SubtleEmphasis"/>
-        </w:rPr>
-      </w:pPr>
-      <w:r>
-        <w:rPr>
-          <w:rStyle w:val="SubtleEmphasis"/>
-        </w:rPr>
-        <w:t>What are the objectives which will show these questions have been answered.</w:t>
-      </w:r>
-    </w:p>
-    <w:p>
-      <w:pPr>
-        <w:pStyle w:val="DissertationBodyText"/>
-        <w:numPr>
-          <w:ilvl w:val="0"/>
-          <w:numId w:val="3"/>
-        </w:numPr>
-        <w:rPr>
-          <w:rStyle w:val="SubtleEmphasis"/>
-        </w:rPr>
-      </w:pPr>
-      <w:r>
-        <w:rPr>
-          <w:rStyle w:val="SubtleEmphasis"/>
-        </w:rPr>
-        <w:t>Scope – not doing real city maps, real time replanning.</w:t>
-      </w:r>
-    </w:p>
-    <w:p>
-      <w:pPr>
-        <w:pStyle w:val="DissertationBodyText"/>
-        <w:rPr>
-          <w:rStyle w:val="SubtleEmphasis"/>
-        </w:rPr>
-      </w:pPr>
-    </w:p>
-    <w:p>
-      <w:pPr>
-        <w:pStyle w:val="DissertationBodyText"/>
-        <w:rPr>
-          <w:rStyle w:val="SubtleEmphasis"/>
-        </w:rPr>
-      </w:pPr>
-      <w:r>
-        <w:rPr>
-          <w:rStyle w:val="SubtleEmphasis"/>
-        </w:rPr>
-        <w:t>Contribution to Field.</w:t>
-      </w:r>
-    </w:p>
-    <w:p>
-      <w:pPr>
-        <w:pStyle w:val="DissertationBodyText"/>
-        <w:numPr>
-          <w:ilvl w:val="0"/>
-          <w:numId w:val="4"/>
-        </w:numPr>
-        <w:rPr>
-          <w:rStyle w:val="SubtleEmphasis"/>
-        </w:rPr>
-      </w:pPr>
-      <w:r>
-        <w:rPr>
-          <w:rStyle w:val="SubtleEmphasis"/>
-        </w:rPr>
-        <w:t>What does this research contribute to the field.</w:t>
-      </w:r>
-    </w:p>
-    <w:p/>
     <w:p>
       <w:pPr>
         <w:pStyle w:val="Heading2"/>
@@ -1030,7 +791,6 @@
         <w:pStyle w:val="Heading3"/>
       </w:pPr>
       <w:r>
-        <w:lastRenderedPageBreak/>
         <w:t>Cost of uncoordinated behaviour</w:t>
       </w:r>
     </w:p>
@@ -1442,6 +1202,7 @@
         <w:pStyle w:val="Heading3"/>
       </w:pPr>
       <w:r>
+        <w:lastRenderedPageBreak/>
         <w:t>Existing Approaches</w:t>
       </w:r>
     </w:p>
@@ -1603,7 +1364,6 @@
         <w:pStyle w:val="Heading2"/>
       </w:pPr>
       <w:r>
-        <w:lastRenderedPageBreak/>
         <w:t>Project Aims &amp; Objectives</w:t>
       </w:r>
     </w:p>
@@ -1681,7 +1441,11 @@
         <w:t>y</w:t>
       </w:r>
       <w:r>
-        <w:t>. Specifically, this investigates</w:t>
+        <w:t xml:space="preserve">. Specifically, </w:t>
+      </w:r>
+      <w:r>
+        <w:lastRenderedPageBreak/>
+        <w:t>this investigates</w:t>
       </w:r>
       <w:r>
         <w:t>:</w:t>
@@ -1785,11 +1549,7 @@
         </w:numPr>
       </w:pPr>
       <w:r>
-        <w:t xml:space="preserve">Three structurally different city topologies – grid, moderate and bottleneck aiming to </w:t>
-      </w:r>
-      <w:r>
-        <w:lastRenderedPageBreak/>
-        <w:t xml:space="preserve">reflect the different situations evacuations occur in described </w:t>
+        <w:t xml:space="preserve">Three structurally different city topologies – grid, moderate and bottleneck aiming to reflect the different situations evacuations occur in described </w:t>
       </w:r>
       <w:proofErr w:type="spellStart"/>
       <w:r>
@@ -1921,6 +1681,7 @@
         <w:pStyle w:val="Heading2"/>
       </w:pPr>
       <w:r>
+        <w:lastRenderedPageBreak/>
         <w:t>Contribution to Field</w:t>
       </w:r>
     </w:p>
@@ -13430,7 +13191,7 @@
 </file>
 
 <file path=customXml/itemProps1.xml><?xml version="1.0" encoding="utf-8"?>
-<ds:datastoreItem xmlns:ds="http://schemas.openxmlformats.org/officeDocument/2006/customXml" ds:itemID="{A5636006-9445-A84C-9B97-A1D48139A742}">
+<ds:datastoreItem xmlns:ds="http://schemas.openxmlformats.org/officeDocument/2006/customXml" ds:itemID="{31F5C4EA-C19C-614D-8CFE-25CC15F56504}">
   <ds:schemaRefs>
     <ds:schemaRef ds:uri="http://schemas.openxmlformats.org/officeDocument/2006/bibliography"/>
   </ds:schemaRefs>
